--- a/1_trimestre/5.Diagrama y docmuentacion casos/Modulo Clientes/casos de uso - Modulo Ventas.docx
+++ b/1_trimestre/5.Diagrama y docmuentacion casos/Modulo Clientes/casos de uso - Modulo Ventas.docx
@@ -40,7 +40,14 @@
                 <w:b/>
                 <w:bCs/>
               </w:rPr>
-              <w:t>27</w:t>
+              <w:t>2</w:t>
+            </w:r>
+            <w:r>
+              <w:rPr>
+                <w:b/>
+                <w:bCs/>
+              </w:rPr>
+              <w:t>8</w:t>
             </w:r>
           </w:p>
         </w:tc>
@@ -102,7 +109,10 @@
               <w:t>OBJ-</w:t>
             </w:r>
             <w:r>
-              <w:t>04</w:t>
+              <w:t>0</w:t>
+            </w:r>
+            <w:r>
+              <w:t>3</w:t>
             </w:r>
             <w:r>
               <w:t xml:space="preserve"> </w:t>
@@ -602,7 +612,14 @@
                 <w:b/>
                 <w:bCs/>
               </w:rPr>
-              <w:t>28</w:t>
+              <w:t>2</w:t>
+            </w:r>
+            <w:r>
+              <w:rPr>
+                <w:b/>
+                <w:bCs/>
+              </w:rPr>
+              <w:t>9</w:t>
             </w:r>
           </w:p>
         </w:tc>
@@ -661,7 +678,7 @@
               <w:ind w:firstLine="0"/>
             </w:pPr>
             <w:r>
-              <w:t>OBJ-04 Gestionar Clientes</w:t>
+              <w:t>OBJ-03 Gestionar Clientes</w:t>
             </w:r>
           </w:p>
         </w:tc>
@@ -1324,7 +1341,7 @@
                 <w:b/>
                 <w:bCs/>
               </w:rPr>
-              <w:t>29</w:t>
+              <w:t>30</w:t>
             </w:r>
           </w:p>
         </w:tc>
@@ -1383,16 +1400,7 @@
               <w:ind w:firstLine="0"/>
             </w:pPr>
             <w:r>
-              <w:t>OBJ-0</w:t>
-            </w:r>
-            <w:r>
-              <w:t>4</w:t>
-            </w:r>
-            <w:r>
-              <w:t xml:space="preserve"> Gestionar </w:t>
-            </w:r>
-            <w:r>
-              <w:t xml:space="preserve">Clientes </w:t>
+              <w:t>OBJ-03 Gestionar Clientes</w:t>
             </w:r>
           </w:p>
         </w:tc>
@@ -2050,7 +2058,14 @@
                 <w:b/>
                 <w:bCs/>
               </w:rPr>
-              <w:t>30</w:t>
+              <w:t>3</w:t>
+            </w:r>
+            <w:r>
+              <w:rPr>
+                <w:b/>
+                <w:bCs/>
+              </w:rPr>
+              <w:t>1</w:t>
             </w:r>
           </w:p>
         </w:tc>
@@ -2109,7 +2124,7 @@
               <w:ind w:firstLine="0"/>
             </w:pPr>
             <w:r>
-              <w:t>OBJ-04 Gestionar Clientes</w:t>
+              <w:t>OBJ-03 Gestionar Clientes</w:t>
             </w:r>
           </w:p>
         </w:tc>
@@ -2195,10 +2210,7 @@
               <w:ind w:firstLine="0"/>
             </w:pPr>
             <w:r>
-              <w:t>El usuario debe tener los permisos</w:t>
-            </w:r>
-            <w:r>
-              <w:t xml:space="preserve"> para acceder a este apartado</w:t>
+              <w:t>El usuario debe tener los permisos para acceder a este apartado</w:t>
             </w:r>
           </w:p>
         </w:tc>
@@ -2587,7 +2599,14 @@
                 <w:b/>
                 <w:bCs/>
               </w:rPr>
-              <w:t>31</w:t>
+              <w:t>3</w:t>
+            </w:r>
+            <w:r>
+              <w:rPr>
+                <w:b/>
+                <w:bCs/>
+              </w:rPr>
+              <w:t>2</w:t>
             </w:r>
           </w:p>
         </w:tc>
@@ -2646,7 +2665,7 @@
               <w:ind w:firstLine="0"/>
             </w:pPr>
             <w:r>
-              <w:t>OBJ-04 Gestionar Clientes</w:t>
+              <w:t>OBJ-03 Gestionar Clientes</w:t>
             </w:r>
           </w:p>
         </w:tc>
@@ -3229,7 +3248,14 @@
                 <w:b/>
                 <w:bCs/>
               </w:rPr>
-              <w:t>32</w:t>
+              <w:t>3</w:t>
+            </w:r>
+            <w:r>
+              <w:rPr>
+                <w:b/>
+                <w:bCs/>
+              </w:rPr>
+              <w:t>3</w:t>
             </w:r>
           </w:p>
         </w:tc>
@@ -3295,7 +3321,7 @@
               <w:ind w:firstLine="0"/>
             </w:pPr>
             <w:r>
-              <w:t>OBJ-04 Gestionar Clientes</w:t>
+              <w:t>OBJ-03 Gestionar Clientes</w:t>
             </w:r>
           </w:p>
         </w:tc>
@@ -3693,10 +3719,7 @@
               <w:ind w:firstLine="0"/>
             </w:pPr>
             <w:r>
-              <w:t xml:space="preserve">EL usuario </w:t>
-            </w:r>
-            <w:r>
-              <w:t>realiza o no la devolución</w:t>
+              <w:t>EL usuario realiza o no la devolución</w:t>
             </w:r>
           </w:p>
         </w:tc>
@@ -3961,7 +3984,7 @@
                 <w:b/>
                 <w:bCs/>
               </w:rPr>
-              <w:t>3</w:t>
+              <w:t>4</w:t>
             </w:r>
           </w:p>
         </w:tc>
@@ -4020,7 +4043,7 @@
               <w:ind w:firstLine="0"/>
             </w:pPr>
             <w:r>
-              <w:t>OBJ-04 Gestionar Clientes</w:t>
+              <w:t>OBJ-03 Gestionar Clientes</w:t>
             </w:r>
           </w:p>
         </w:tc>
@@ -4609,7 +4632,7 @@
                 <w:b/>
                 <w:bCs/>
               </w:rPr>
-              <w:t>4</w:t>
+              <w:t>5</w:t>
             </w:r>
           </w:p>
         </w:tc>
@@ -4668,7 +4691,7 @@
               <w:ind w:firstLine="0"/>
             </w:pPr>
             <w:r>
-              <w:t>OBJ-04 Gestionar Clientes</w:t>
+              <w:t>OBJ-03 Gestionar Clientes</w:t>
             </w:r>
           </w:p>
         </w:tc>
@@ -5023,10 +5046,7 @@
               <w:t>isualiza detalles de la cancelación</w:t>
             </w:r>
             <w:r>
-              <w:t xml:space="preserve"> de pedidos</w:t>
-            </w:r>
-            <w:r>
-              <w:t xml:space="preserve"> “comentarios, etc.”</w:t>
+              <w:t xml:space="preserve"> de pedidos “comentarios, etc.”</w:t>
             </w:r>
           </w:p>
         </w:tc>
@@ -5139,19 +5159,7 @@
               <w:ind w:firstLine="0"/>
             </w:pPr>
             <w:r>
-              <w:t xml:space="preserve">No existe </w:t>
-            </w:r>
-            <w:r>
-              <w:t>pedidos cancelados</w:t>
-            </w:r>
-            <w:r>
-              <w:t>, están mal redactad</w:t>
-            </w:r>
-            <w:r>
-              <w:t>os</w:t>
-            </w:r>
-            <w:r>
-              <w:t xml:space="preserve"> o hubo un error en la carga de información.</w:t>
+              <w:t>No existe pedidos cancelados, están mal redactados o hubo un error en la carga de información.</w:t>
             </w:r>
           </w:p>
         </w:tc>
@@ -5212,7 +5220,7 @@
                 <w:b/>
                 <w:bCs/>
               </w:rPr>
-              <w:t>5</w:t>
+              <w:t>6</w:t>
             </w:r>
           </w:p>
         </w:tc>
@@ -5271,7 +5279,7 @@
               <w:ind w:firstLine="0"/>
             </w:pPr>
             <w:r>
-              <w:t>OBJ-04 Gestionar Clientes</w:t>
+              <w:t>OBJ-03 Gestionar Clientes</w:t>
             </w:r>
           </w:p>
         </w:tc>
@@ -5853,7 +5861,7 @@
                 <w:b/>
                 <w:bCs/>
               </w:rPr>
-              <w:t>6</w:t>
+              <w:t>7</w:t>
             </w:r>
           </w:p>
         </w:tc>
@@ -5912,7 +5920,7 @@
               <w:ind w:firstLine="0"/>
             </w:pPr>
             <w:r>
-              <w:t>OBJ-04 Gestionar Clientes</w:t>
+              <w:t>OBJ-03 Gestionar Clientes</w:t>
             </w:r>
           </w:p>
         </w:tc>
@@ -6441,7 +6449,7 @@
                 <w:b/>
                 <w:bCs/>
               </w:rPr>
-              <w:t>7</w:t>
+              <w:t>8</w:t>
             </w:r>
           </w:p>
         </w:tc>
@@ -6500,7 +6508,7 @@
               <w:ind w:firstLine="0"/>
             </w:pPr>
             <w:r>
-              <w:t>OBJ-04 Gestionar Clientes</w:t>
+              <w:t>OBJ-03 Gestionar Clientes</w:t>
             </w:r>
           </w:p>
         </w:tc>
@@ -7110,7 +7118,14 @@
                 <w:b/>
                 <w:bCs/>
               </w:rPr>
-              <w:t>38</w:t>
+              <w:t>3</w:t>
+            </w:r>
+            <w:r>
+              <w:rPr>
+                <w:b/>
+                <w:bCs/>
+              </w:rPr>
+              <w:t>9</w:t>
             </w:r>
           </w:p>
         </w:tc>
@@ -7176,7 +7191,7 @@
               <w:ind w:firstLine="0"/>
             </w:pPr>
             <w:r>
-              <w:t>OBJ-04 Gestionar Clientes</w:t>
+              <w:t>OBJ-03 Gestionar Clientes</w:t>
             </w:r>
           </w:p>
         </w:tc>
@@ -7394,10 +7409,7 @@
               <w:t>de</w:t>
             </w:r>
             <w:r>
-              <w:t xml:space="preserve"> a la sección de </w:t>
-            </w:r>
-            <w:r>
-              <w:t>cotización</w:t>
+              <w:t xml:space="preserve"> a la sección de cotización</w:t>
             </w:r>
           </w:p>
         </w:tc>
@@ -7796,7 +7808,7 @@
                 <w:b/>
                 <w:bCs/>
               </w:rPr>
-              <w:t>39</w:t>
+              <w:t>40</w:t>
             </w:r>
           </w:p>
         </w:tc>
@@ -7855,7 +7867,7 @@
               <w:ind w:firstLine="0"/>
             </w:pPr>
             <w:r>
-              <w:t>OBJ-04 Gestionar Clientes</w:t>
+              <w:t>OBJ-03 Gestionar Clientes</w:t>
             </w:r>
           </w:p>
         </w:tc>
@@ -9313,6 +9325,7 @@
   <w:style w:type="character" w:default="1" w:styleId="Fuentedeprrafopredeter">
     <w:name w:val="Default Paragraph Font"/>
     <w:uiPriority w:val="1"/>
+    <w:semiHidden/>
     <w:unhideWhenUsed/>
   </w:style>
   <w:style w:type="table" w:default="1" w:styleId="Tablanormal">
